--- a/workbench/docs/manual/星图-用户手册.docx
+++ b/workbench/docs/manual/星图-用户手册.docx
@@ -5249,7 +5249,46 @@
           <w:rFonts w:ascii="微软雅黑" w:hAnsi="微软雅黑" w:eastAsia="微软雅黑"/>
           <w:b w:val="0"/>
         </w:rPr>
-        <w:t>管理端的「设置」与员工端相同，用于修改自己的昵称、邮箱、职位、密码和头像。</w:t>
+        <w:t>管理端的「设置」分成四块：</w:t>
+      </w:r>
+    </w:p>
+    <w:p>
+      <w:pPr>
+        <w:pStyle w:val="ListBullet"/>
+        <w:spacing w:after="60"/>
+        <w:ind w:left="425"/>
+      </w:pPr>
+      <w:r>
+        <w:rPr>
+          <w:rFonts w:ascii="微软雅黑" w:hAnsi="微软雅黑" w:eastAsia="微软雅黑"/>
+        </w:rPr>
+        <w:t>账号安全：只能修改当前登录管理员自己的密码（要输原密码，新密码至少 8 位）。给其他同事改密码请走「用户管理 → 重置密码」。</w:t>
+      </w:r>
+    </w:p>
+    <w:p>
+      <w:pPr>
+        <w:pStyle w:val="ListBullet"/>
+        <w:spacing w:after="60"/>
+        <w:ind w:left="425"/>
+      </w:pPr>
+      <w:r>
+        <w:rPr>
+          <w:rFonts w:ascii="微软雅黑" w:hAnsi="微软雅黑" w:eastAsia="微软雅黑"/>
+        </w:rPr>
+        <w:t>站点设置：首页公告、站点名称、工作日、默认主题等全局配置。</w:t>
+      </w:r>
+    </w:p>
+    <w:p>
+      <w:pPr>
+        <w:pStyle w:val="ListBullet"/>
+        <w:spacing w:after="60"/>
+        <w:ind w:left="425"/>
+      </w:pPr>
+      <w:r>
+        <w:rPr>
+          <w:rFonts w:ascii="微软雅黑" w:hAnsi="微软雅黑" w:eastAsia="微软雅黑"/>
+        </w:rPr>
+        <w:t>数据字典：维护任务优先级、项目状态等下拉选项。</w:t>
       </w:r>
     </w:p>
     <w:p>
